--- a/docs/nonfunctional-requirements.docx
+++ b/docs/nonfunctional-requirements.docx
@@ -66,7 +66,31 @@
           <w:sz w:val="28"/>
           <w:szCs w:val="28"/>
         </w:rPr>
-        <w:t>The system shall be accessible on mobile devices</w:t>
+        <w:t xml:space="preserve">The system shall </w:t>
+      </w:r>
+      <w:r>
+        <w:rPr>
+          <w:rFonts w:ascii="Times New Roman" w:hAnsi="Times New Roman" w:cs="Times New Roman"/>
+          <w:sz w:val="28"/>
+          <w:szCs w:val="28"/>
+        </w:rPr>
+        <w:t>provide a responsive interface that is</w:t>
+      </w:r>
+      <w:r>
+        <w:rPr>
+          <w:rFonts w:ascii="Times New Roman" w:hAnsi="Times New Roman" w:cs="Times New Roman"/>
+          <w:sz w:val="28"/>
+          <w:szCs w:val="28"/>
+        </w:rPr>
+        <w:t xml:space="preserve"> accessible on</w:t>
+      </w:r>
+      <w:r>
+        <w:rPr>
+          <w:rFonts w:ascii="Times New Roman" w:hAnsi="Times New Roman" w:cs="Times New Roman"/>
+          <w:sz w:val="28"/>
+          <w:szCs w:val="28"/>
+        </w:rPr>
+        <w:t xml:space="preserve"> smartphones, tablets, and desktop computers.</w:t>
       </w:r>
     </w:p>
     <w:p>
@@ -102,7 +126,23 @@
           <w:sz w:val="28"/>
           <w:szCs w:val="28"/>
         </w:rPr>
-        <w:t xml:space="preserve"> be available at all times unless otherwise scheduled for maintenance.</w:t>
+        <w:t xml:space="preserve"> </w:t>
+      </w:r>
+      <w:r>
+        <w:rPr>
+          <w:rFonts w:ascii="Times New Roman" w:hAnsi="Times New Roman" w:cs="Times New Roman"/>
+          <w:sz w:val="28"/>
+          <w:szCs w:val="28"/>
+        </w:rPr>
+        <w:t xml:space="preserve">maintain availability of 99% </w:t>
+      </w:r>
+      <w:r>
+        <w:rPr>
+          <w:rFonts w:ascii="Times New Roman" w:hAnsi="Times New Roman" w:cs="Times New Roman"/>
+          <w:sz w:val="28"/>
+          <w:szCs w:val="28"/>
+        </w:rPr>
+        <w:t>unless otherwise scheduled for maintenance.</w:t>
       </w:r>
     </w:p>
     <w:p>
@@ -168,7 +208,7 @@
           <w:sz w:val="28"/>
           <w:szCs w:val="28"/>
         </w:rPr>
-        <w:t>.</w:t>
+        <w:t>, the user responsible for each change, and the date and time of the change.</w:t>
       </w:r>
     </w:p>
     <w:p>
@@ -222,7 +262,7 @@
           <w:sz w:val="28"/>
           <w:szCs w:val="28"/>
         </w:rPr>
-        <w:t>all employees involved in the request immediate updates to the status of the request.</w:t>
+        <w:t xml:space="preserve">all employees </w:t>
       </w:r>
       <w:r>
         <w:rPr>
@@ -230,7 +270,7 @@
           <w:sz w:val="28"/>
           <w:szCs w:val="28"/>
         </w:rPr>
-        <w:t xml:space="preserve"> </w:t>
+        <w:t>of status updates on their request within a minute of any change.</w:t>
       </w:r>
     </w:p>
     <w:sectPr>
@@ -1468,6 +1508,14 @@
 </file>
 
 <file path=customXml/item2.xml><?xml version="1.0" encoding="utf-8"?>
+<p:properties xmlns:p="http://schemas.microsoft.com/office/2006/metadata/properties" xmlns:xsi="http://www.w3.org/2001/XMLSchema-instance" xmlns:pc="http://schemas.microsoft.com/office/infopath/2007/PartnerControls">
+  <documentManagement>
+    <_activity xmlns="a20fd65b-3639-44d4-aceb-67cc7bbb258b" xsi:nil="true"/>
+  </documentManagement>
+</p:properties>
+</file>
+
+<file path=customXml/item3.xml><?xml version="1.0" encoding="utf-8"?>
 <ct:contentTypeSchema xmlns:ct="http://schemas.microsoft.com/office/2006/metadata/contentType" xmlns:ma="http://schemas.microsoft.com/office/2006/metadata/properties/metaAttributes" ct:_="" ma:_="" ma:contentTypeName="Document" ma:contentTypeID="0x0101001AFD5A684C3F5D4EAEDEE1B821303D9E" ma:contentTypeVersion="5" ma:contentTypeDescription="Create a new document." ma:contentTypeScope="" ma:versionID="ee76e879633d95f58cb65b01875fe32f">
   <xsd:schema xmlns:xsd="http://www.w3.org/2001/XMLSchema" xmlns:xs="http://www.w3.org/2001/XMLSchema" xmlns:p="http://schemas.microsoft.com/office/2006/metadata/properties" xmlns:ns3="a20fd65b-3639-44d4-aceb-67cc7bbb258b" targetNamespace="http://schemas.microsoft.com/office/2006/metadata/properties" ma:root="true" ma:fieldsID="449d407581f0594c49ba06139b47e9f9" ns3:_="">
     <xsd:import namespace="a20fd65b-3639-44d4-aceb-67cc7bbb258b"/>
@@ -1617,14 +1665,6 @@
 </ct:contentTypeSchema>
 </file>
 
-<file path=customXml/item3.xml><?xml version="1.0" encoding="utf-8"?>
-<p:properties xmlns:p="http://schemas.microsoft.com/office/2006/metadata/properties" xmlns:xsi="http://www.w3.org/2001/XMLSchema-instance" xmlns:pc="http://schemas.microsoft.com/office/infopath/2007/PartnerControls">
-  <documentManagement>
-    <_activity xmlns="a20fd65b-3639-44d4-aceb-67cc7bbb258b" xsi:nil="true"/>
-  </documentManagement>
-</p:properties>
-</file>
-
 <file path=customXml/itemProps1.xml><?xml version="1.0" encoding="utf-8"?>
 <ds:datastoreItem xmlns:ds="http://schemas.openxmlformats.org/officeDocument/2006/customXml" ds:itemID="{EEA07723-BA3F-4EA6-82D0-F8FB9F106526}">
   <ds:schemaRefs>
@@ -1634,6 +1674,16 @@
 </file>
 
 <file path=customXml/itemProps2.xml><?xml version="1.0" encoding="utf-8"?>
+<ds:datastoreItem xmlns:ds="http://schemas.openxmlformats.org/officeDocument/2006/customXml" ds:itemID="{79860476-E7DC-4254-AD91-AE30DB6EB149}">
+  <ds:schemaRefs>
+    <ds:schemaRef ds:uri="http://schemas.microsoft.com/office/2006/metadata/properties"/>
+    <ds:schemaRef ds:uri="http://schemas.microsoft.com/office/infopath/2007/PartnerControls"/>
+    <ds:schemaRef ds:uri="a20fd65b-3639-44d4-aceb-67cc7bbb258b"/>
+  </ds:schemaRefs>
+</ds:datastoreItem>
+</file>
+
+<file path=customXml/itemProps3.xml><?xml version="1.0" encoding="utf-8"?>
 <ds:datastoreItem xmlns:ds="http://schemas.openxmlformats.org/officeDocument/2006/customXml" ds:itemID="{E28CA172-BEAA-4F98-BDF8-563DA685B3E4}">
   <ds:schemaRefs>
     <ds:schemaRef ds:uri="http://schemas.microsoft.com/office/2006/metadata/contentType"/>
@@ -1649,14 +1699,4 @@
     <ds:schemaRef ds:uri="http://schemas.microsoft.com/internal/obd"/>
   </ds:schemaRefs>
 </ds:datastoreItem>
-</file>
-
-<file path=customXml/itemProps3.xml><?xml version="1.0" encoding="utf-8"?>
-<ds:datastoreItem xmlns:ds="http://schemas.openxmlformats.org/officeDocument/2006/customXml" ds:itemID="{79860476-E7DC-4254-AD91-AE30DB6EB149}">
-  <ds:schemaRefs>
-    <ds:schemaRef ds:uri="http://schemas.microsoft.com/office/2006/metadata/properties"/>
-    <ds:schemaRef ds:uri="http://schemas.microsoft.com/office/infopath/2007/PartnerControls"/>
-    <ds:schemaRef ds:uri="a20fd65b-3639-44d4-aceb-67cc7bbb258b"/>
-  </ds:schemaRefs>
-</ds:datastoreItem>
 </file>